--- a/cmu-decision/server/templates/CMU-CTK.docx
+++ b/cmu-decision/server/templates/CMU-CTK.docx
@@ -2953,7 +2953,7 @@
                 <w:sz w:val="20"/>
                 <w:szCs w:val="20"/>
               </w:rPr>
-              <w:t xml:space="preserve">TESTIGO PROMOTOR CMU</w:t>
+              <w:t xml:space="preserve">PROMOTOR RESPONSABLE (informativo)</w:t>
             </w:r>
           </w:p>
           <w:p>
